--- a/templates/prescription_107-1u_template.docx
+++ b/templates/prescription_107-1u_template.docx
@@ -1,6 +1,6 @@
 
 <file path=word/document.xml><?xml version="1.0" encoding="utf-8"?>
-<w:document xmlns:wpc="http://schemas.microsoft.com/office/word/2010/wordprocessingCanvas" xmlns:cx="http://schemas.microsoft.com/office/drawing/2014/chartex" xmlns:cx1="http://schemas.microsoft.com/office/drawing/2015/9/8/chartex" xmlns:cx2="http://schemas.microsoft.com/office/drawing/2015/10/21/chartex" xmlns:cx3="http://schemas.microsoft.com/office/drawing/2016/5/9/chartex" xmlns:cx4="http://schemas.microsoft.com/office/drawing/2016/5/10/chartex" xmlns:cx5="http://schemas.microsoft.com/office/drawing/2016/5/11/chartex" xmlns:cx6="http://schemas.microsoft.com/office/drawing/2016/5/12/chartex" xmlns:cx7="http://schemas.microsoft.com/office/drawing/2016/5/13/chartex" xmlns:cx8="http://schemas.microsoft.com/office/drawing/2016/5/14/chartex" xmlns:mc="http://schemas.openxmlformats.org/markup-compatibility/2006" xmlns:aink="http://schemas.microsoft.com/office/drawing/2016/ink" xmlns:am3d="http://schemas.microsoft.com/office/drawing/2017/model3d" xmlns:o="urn:schemas-microsoft-com:office:office" xmlns:oel="http://schemas.microsoft.com/office/2019/extlst" xmlns:r="http://schemas.openxmlformats.org/officeDocument/2006/relationships" xmlns:m="http://schemas.openxmlformats.org/officeDocument/2006/math" xmlns:v="urn:schemas-microsoft-com:vml" xmlns:wp14="http://schemas.microsoft.com/office/word/2010/wordprocessingDrawing" xmlns:wp="http://schemas.openxmlformats.org/drawingml/2006/wordprocessingDrawing" xmlns:w10="urn:schemas-microsoft-com:office:word" xmlns:w="http://schemas.openxmlformats.org/wordprocessingml/2006/main" xmlns:w14="http://schemas.microsoft.com/office/word/2010/wordml" xmlns:w15="http://schemas.microsoft.com/office/word/2012/wordml" xmlns:w16cei="http://schemas.microsoft.com/office/word/2026/wordml/cei" xmlns:w16cex="http://schemas.microsoft.com/office/word/2018/wordml/cex" xmlns:w16cid="http://schemas.microsoft.com/office/word/2016/wordml/cid" xmlns:w16="http://schemas.microsoft.com/office/word/2018/wordml" xmlns:w16du="http://schemas.microsoft.com/office/word/2023/wordml/word16du" xmlns:w16sdtdh="http://schemas.microsoft.com/office/word/2020/wordml/sdtdatahash" xmlns:w16sdtfl="http://schemas.microsoft.com/office/word/2024/wordml/sdtformatlock" xmlns:w16se="http://schemas.microsoft.com/office/word/2015/wordml/symex" xmlns:wpg="http://schemas.microsoft.com/office/word/2010/wordprocessingGroup" xmlns:wpi="http://schemas.microsoft.com/office/word/2010/wordprocessingInk" xmlns:wne="http://schemas.microsoft.com/office/word/2006/wordml" xmlns:wps="http://schemas.microsoft.com/office/word/2010/wordprocessingShape" mc:Ignorable="w14 w15 w16se w16cid w16 w16cex w16sdtdh w16sdtfl w16du wp14">
+<w:document xmlns:wpc="http://schemas.microsoft.com/office/word/2010/wordprocessingCanvas" xmlns:cx="http://schemas.microsoft.com/office/drawing/2014/chartex" xmlns:cx1="http://schemas.microsoft.com/office/drawing/2015/9/8/chartex" xmlns:cx2="http://schemas.microsoft.com/office/drawing/2015/10/21/chartex" xmlns:cx3="http://schemas.microsoft.com/office/drawing/2016/5/9/chartex" xmlns:cx4="http://schemas.microsoft.com/office/drawing/2016/5/10/chartex" xmlns:cx5="http://schemas.microsoft.com/office/drawing/2016/5/11/chartex" xmlns:cx6="http://schemas.microsoft.com/office/drawing/2016/5/12/chartex" xmlns:cx7="http://schemas.microsoft.com/office/drawing/2016/5/13/chartex" xmlns:cx8="http://schemas.microsoft.com/office/drawing/2016/5/14/chartex" xmlns:mc="http://schemas.openxmlformats.org/markup-compatibility/2006" xmlns:aink="http://schemas.microsoft.com/office/drawing/2016/ink" xmlns:am3d="http://schemas.microsoft.com/office/drawing/2017/model3d" xmlns:o="urn:schemas-microsoft-com:office:office" xmlns:oel="http://schemas.microsoft.com/office/2019/extlst" xmlns:r="http://schemas.openxmlformats.org/officeDocument/2006/relationships" xmlns:m="http://schemas.openxmlformats.org/officeDocument/2006/math" xmlns:v="urn:schemas-microsoft-com:vml" xmlns:wp14="http://schemas.microsoft.com/office/word/2010/wordprocessingDrawing" xmlns:wp="http://schemas.openxmlformats.org/drawingml/2006/wordprocessingDrawing" xmlns:w10="urn:schemas-microsoft-com:office:word" xmlns:w="http://schemas.openxmlformats.org/wordprocessingml/2006/main" xmlns:w14="http://schemas.microsoft.com/office/word/2010/wordml" xmlns:w15="http://schemas.microsoft.com/office/word/2012/wordml" xmlns:w16cex="http://schemas.microsoft.com/office/word/2018/wordml/cex" xmlns:w16cid="http://schemas.microsoft.com/office/word/2016/wordml/cid" xmlns:w16="http://schemas.microsoft.com/office/word/2018/wordml" xmlns:w16du="http://schemas.microsoft.com/office/word/2023/wordml/word16du" xmlns:w16sdtdh="http://schemas.microsoft.com/office/word/2020/wordml/sdtdatahash" xmlns:w16sdtfl="http://schemas.microsoft.com/office/word/2024/wordml/sdtformatlock" xmlns:w16se="http://schemas.microsoft.com/office/word/2015/wordml/symex" xmlns:wpg="http://schemas.microsoft.com/office/word/2010/wordprocessingGroup" xmlns:wpi="http://schemas.microsoft.com/office/word/2010/wordprocessingInk" xmlns:wne="http://schemas.microsoft.com/office/word/2006/wordml" xmlns:wps="http://schemas.microsoft.com/office/word/2010/wordprocessingShape" mc:Ignorable="w14 w15 w16se w16cid w16 w16cex w16sdtdh w16sdtfl w16du wp14">
   <w:body>
     <w:p>
       <w:pPr>
@@ -628,7 +628,22 @@
           <w:szCs w:val="24"/>
         </w:rPr>
         <w:br/>
-        <w:t>(взрослый, детский – нужное подчеркнуть)</w:t>
+        <w:t>(</w:t>
+      </w:r>
+      <w:r>
+        <w:rPr>
+          <w:sz w:val="24"/>
+          <w:szCs w:val="24"/>
+          <w:u w:val="single"/>
+        </w:rPr>
+        <w:t>взрослый</w:t>
+      </w:r>
+      <w:r>
+        <w:rPr>
+          <w:sz w:val="24"/>
+          <w:szCs w:val="24"/>
+        </w:rPr>
+        <w:t>, детский – нужное подчеркнуть)</w:t>
       </w:r>
     </w:p>
     <w:tbl>
@@ -689,18 +704,34 @@
             <w:pPr>
               <w:jc w:val="center"/>
               <w:rPr>
+                <w:b/>
+                <w:bCs/>
                 <w:sz w:val="24"/>
                 <w:szCs w:val="24"/>
                 <w:lang w:val="en-US"/>
               </w:rPr>
             </w:pPr>
-            <w:r>
-              <w:rPr>
+            <w:proofErr w:type="gramStart"/>
+            <w:r>
+              <w:rPr>
+                <w:b/>
+                <w:bCs/>
                 <w:sz w:val="24"/>
                 <w:szCs w:val="24"/>
                 <w:lang w:val="en-US"/>
               </w:rPr>
-              <w:t>{{ d }}</w:t>
+              <w:t>{{ d</w:t>
+            </w:r>
+            <w:proofErr w:type="gramEnd"/>
+            <w:r>
+              <w:rPr>
+                <w:b/>
+                <w:bCs/>
+                <w:sz w:val="24"/>
+                <w:szCs w:val="24"/>
+                <w:lang w:val="en-US"/>
+              </w:rPr>
+              <w:t xml:space="preserve"> }}</w:t>
             </w:r>
           </w:p>
         </w:tc>
@@ -737,18 +768,34 @@
             <w:pPr>
               <w:jc w:val="center"/>
               <w:rPr>
+                <w:b/>
+                <w:bCs/>
                 <w:sz w:val="24"/>
                 <w:szCs w:val="24"/>
                 <w:lang w:val="en-US"/>
               </w:rPr>
             </w:pPr>
-            <w:r>
-              <w:rPr>
+            <w:proofErr w:type="gramStart"/>
+            <w:r>
+              <w:rPr>
+                <w:b/>
+                <w:bCs/>
                 <w:sz w:val="24"/>
                 <w:szCs w:val="24"/>
                 <w:lang w:val="en-US"/>
               </w:rPr>
-              <w:t>{{ m }}</w:t>
+              <w:t>{{ m</w:t>
+            </w:r>
+            <w:proofErr w:type="gramEnd"/>
+            <w:r>
+              <w:rPr>
+                <w:b/>
+                <w:bCs/>
+                <w:sz w:val="24"/>
+                <w:szCs w:val="24"/>
+                <w:lang w:val="en-US"/>
+              </w:rPr>
+              <w:t xml:space="preserve"> }}</w:t>
             </w:r>
           </w:p>
         </w:tc>
@@ -785,18 +832,34 @@
           <w:p>
             <w:pPr>
               <w:rPr>
+                <w:b/>
+                <w:bCs/>
                 <w:sz w:val="24"/>
                 <w:szCs w:val="24"/>
                 <w:lang w:val="en-US"/>
               </w:rPr>
             </w:pPr>
-            <w:r>
-              <w:rPr>
+            <w:proofErr w:type="gramStart"/>
+            <w:r>
+              <w:rPr>
+                <w:b/>
+                <w:bCs/>
                 <w:sz w:val="24"/>
                 <w:szCs w:val="24"/>
                 <w:lang w:val="en-US"/>
               </w:rPr>
-              <w:t>{{ y }}</w:t>
+              <w:t>{{ y</w:t>
+            </w:r>
+            <w:proofErr w:type="gramEnd"/>
+            <w:r>
+              <w:rPr>
+                <w:b/>
+                <w:bCs/>
+                <w:sz w:val="24"/>
+                <w:szCs w:val="24"/>
+                <w:lang w:val="en-US"/>
+              </w:rPr>
+              <w:t xml:space="preserve"> }}</w:t>
             </w:r>
           </w:p>
         </w:tc>
@@ -853,10 +916,19 @@
           <w:szCs w:val="22"/>
         </w:rPr>
         <w:br/>
+      </w:r>
+      <w:proofErr w:type="gramStart"/>
+      <w:r>
+        <w:rPr>
+          <w:sz w:val="22"/>
+          <w:szCs w:val="22"/>
+        </w:rPr>
         <w:t xml:space="preserve">пациента  </w:t>
       </w:r>
       <w:r>
         <w:rPr>
+          <w:b/>
+          <w:bCs/>
           <w:sz w:val="22"/>
           <w:szCs w:val="22"/>
         </w:rPr>
@@ -864,33 +936,55 @@
       </w:r>
       <w:r>
         <w:rPr>
+          <w:b/>
+          <w:bCs/>
           <w:sz w:val="22"/>
           <w:szCs w:val="22"/>
           <w:lang w:val="en-US"/>
         </w:rPr>
         <w:t>patient</w:t>
       </w:r>
-      <w:r>
-        <w:rPr>
+      <w:proofErr w:type="gramEnd"/>
+      <w:r>
+        <w:rPr>
+          <w:b/>
+          <w:bCs/>
           <w:sz w:val="22"/>
           <w:szCs w:val="22"/>
         </w:rPr>
         <w:t>_</w:t>
       </w:r>
-      <w:r>
-        <w:rPr>
+      <w:proofErr w:type="spellStart"/>
+      <w:proofErr w:type="gramStart"/>
+      <w:r>
+        <w:rPr>
+          <w:b/>
+          <w:bCs/>
           <w:sz w:val="22"/>
           <w:szCs w:val="22"/>
           <w:lang w:val="en-US"/>
         </w:rPr>
         <w:t>fio</w:t>
       </w:r>
-      <w:r>
-        <w:rPr>
-          <w:sz w:val="22"/>
-          <w:szCs w:val="22"/>
-        </w:rPr>
-        <w:t xml:space="preserve"> }}</w:t>
+      <w:proofErr w:type="spellEnd"/>
+      <w:r>
+        <w:rPr>
+          <w:b/>
+          <w:bCs/>
+          <w:sz w:val="22"/>
+          <w:szCs w:val="22"/>
+        </w:rPr>
+        <w:t xml:space="preserve"> }</w:t>
+      </w:r>
+      <w:proofErr w:type="gramEnd"/>
+      <w:r>
+        <w:rPr>
+          <w:b/>
+          <w:bCs/>
+          <w:sz w:val="22"/>
+          <w:szCs w:val="22"/>
+        </w:rPr>
+        <w:t>}</w:t>
       </w:r>
     </w:p>
     <w:p>
@@ -918,10 +1012,20 @@
           <w:sz w:val="22"/>
           <w:szCs w:val="22"/>
         </w:rPr>
-        <w:t xml:space="preserve">Дата рождения  </w:t>
-      </w:r>
-      <w:r>
-        <w:rPr>
+        <w:t xml:space="preserve">Дата </w:t>
+      </w:r>
+      <w:proofErr w:type="gramStart"/>
+      <w:r>
+        <w:rPr>
+          <w:sz w:val="22"/>
+          <w:szCs w:val="22"/>
+        </w:rPr>
+        <w:t xml:space="preserve">рождения  </w:t>
+      </w:r>
+      <w:r>
+        <w:rPr>
+          <w:b/>
+          <w:bCs/>
           <w:sz w:val="22"/>
           <w:szCs w:val="22"/>
         </w:rPr>
@@ -929,21 +1033,29 @@
       </w:r>
       <w:r>
         <w:rPr>
+          <w:b/>
+          <w:bCs/>
           <w:sz w:val="22"/>
           <w:szCs w:val="22"/>
           <w:lang w:val="en-US"/>
         </w:rPr>
         <w:t>patient</w:t>
       </w:r>
-      <w:r>
-        <w:rPr>
+      <w:proofErr w:type="gramEnd"/>
+      <w:r>
+        <w:rPr>
+          <w:b/>
+          <w:bCs/>
           <w:sz w:val="22"/>
           <w:szCs w:val="22"/>
         </w:rPr>
         <w:t>_</w:t>
       </w:r>
-      <w:r>
-        <w:rPr>
+      <w:proofErr w:type="gramStart"/>
+      <w:r>
+        <w:rPr>
+          <w:b/>
+          <w:bCs/>
           <w:sz w:val="22"/>
           <w:szCs w:val="22"/>
           <w:lang w:val="en-US"/>
@@ -952,10 +1064,22 @@
       </w:r>
       <w:r>
         <w:rPr>
-          <w:sz w:val="22"/>
-          <w:szCs w:val="22"/>
-        </w:rPr>
-        <w:t xml:space="preserve"> }}</w:t>
+          <w:b/>
+          <w:bCs/>
+          <w:sz w:val="22"/>
+          <w:szCs w:val="22"/>
+        </w:rPr>
+        <w:t xml:space="preserve"> }</w:t>
+      </w:r>
+      <w:proofErr w:type="gramEnd"/>
+      <w:r>
+        <w:rPr>
+          <w:b/>
+          <w:bCs/>
+          <w:sz w:val="22"/>
+          <w:szCs w:val="22"/>
+        </w:rPr>
+        <w:t>}</w:t>
       </w:r>
     </w:p>
     <w:p>
@@ -991,10 +1115,20 @@
           <w:szCs w:val="22"/>
         </w:rPr>
         <w:br/>
-        <w:t xml:space="preserve">лечащего врача (фельдшера, акушерки)  </w:t>
-      </w:r>
-      <w:r>
-        <w:rPr>
+        <w:t xml:space="preserve">лечащего врача (фельдшера, </w:t>
+      </w:r>
+      <w:proofErr w:type="gramStart"/>
+      <w:r>
+        <w:rPr>
+          <w:sz w:val="22"/>
+          <w:szCs w:val="22"/>
+        </w:rPr>
+        <w:t xml:space="preserve">акушерки)  </w:t>
+      </w:r>
+      <w:r>
+        <w:rPr>
+          <w:b/>
+          <w:bCs/>
           <w:sz w:val="22"/>
           <w:szCs w:val="22"/>
         </w:rPr>
@@ -1002,33 +1136,55 @@
       </w:r>
       <w:r>
         <w:rPr>
+          <w:b/>
+          <w:bCs/>
           <w:sz w:val="22"/>
           <w:szCs w:val="22"/>
           <w:lang w:val="en-US"/>
         </w:rPr>
         <w:t>doctor</w:t>
       </w:r>
-      <w:r>
-        <w:rPr>
+      <w:proofErr w:type="gramEnd"/>
+      <w:r>
+        <w:rPr>
+          <w:b/>
+          <w:bCs/>
           <w:sz w:val="22"/>
           <w:szCs w:val="22"/>
         </w:rPr>
         <w:t>_</w:t>
       </w:r>
-      <w:r>
-        <w:rPr>
+      <w:proofErr w:type="spellStart"/>
+      <w:proofErr w:type="gramStart"/>
+      <w:r>
+        <w:rPr>
+          <w:b/>
+          <w:bCs/>
           <w:sz w:val="22"/>
           <w:szCs w:val="22"/>
           <w:lang w:val="en-US"/>
         </w:rPr>
         <w:t>fio</w:t>
       </w:r>
-      <w:r>
-        <w:rPr>
-          <w:sz w:val="22"/>
-          <w:szCs w:val="22"/>
-        </w:rPr>
-        <w:t xml:space="preserve"> }}</w:t>
+      <w:proofErr w:type="spellEnd"/>
+      <w:r>
+        <w:rPr>
+          <w:b/>
+          <w:bCs/>
+          <w:sz w:val="22"/>
+          <w:szCs w:val="22"/>
+        </w:rPr>
+        <w:t xml:space="preserve"> }</w:t>
+      </w:r>
+      <w:proofErr w:type="gramEnd"/>
+      <w:r>
+        <w:rPr>
+          <w:b/>
+          <w:bCs/>
+          <w:sz w:val="22"/>
+          <w:szCs w:val="22"/>
+        </w:rPr>
+        <w:t>}</w:t>
       </w:r>
     </w:p>
     <w:p>
@@ -1046,7 +1202,7 @@
     </w:p>
     <w:tbl>
       <w:tblPr>
-        <w:tblW w:w="3856" w:type="dxa"/>
+        <w:tblW w:w="5245" w:type="dxa"/>
         <w:tblBorders>
           <w:bottom w:val="dotted" w:sz="4" w:space="0" w:color="auto"/>
           <w:insideV w:val="single" w:sz="4" w:space="0" w:color="auto"/>
@@ -1061,7 +1217,7 @@
       <w:tblGrid>
         <w:gridCol w:w="448"/>
         <w:gridCol w:w="462"/>
-        <w:gridCol w:w="2946"/>
+        <w:gridCol w:w="4335"/>
       </w:tblGrid>
       <w:tr>
         <w:tc>
@@ -1112,7 +1268,7 @@
         </w:tc>
         <w:tc>
           <w:tcPr>
-            <w:tcW w:w="2946" w:type="dxa"/>
+            <w:tcW w:w="4335" w:type="dxa"/>
             <w:tcBorders>
               <w:bottom w:val="nil"/>
             </w:tcBorders>
@@ -1139,7 +1295,7 @@
       <w:tr>
         <w:tc>
           <w:tcPr>
-            <w:tcW w:w="3856" w:type="dxa"/>
+            <w:tcW w:w="5245" w:type="dxa"/>
             <w:gridSpan w:val="3"/>
             <w:tcBorders>
               <w:bottom w:val="dotted" w:sz="8" w:space="0" w:color="auto"/>
@@ -1148,18 +1304,34 @@
           <w:p>
             <w:pPr>
               <w:rPr>
+                <w:b/>
+                <w:bCs/>
                 <w:sz w:val="22"/>
                 <w:szCs w:val="22"/>
                 <w:lang w:val="en-US"/>
               </w:rPr>
             </w:pPr>
-            <w:r>
-              <w:rPr>
+            <w:proofErr w:type="gramStart"/>
+            <w:r>
+              <w:rPr>
+                <w:b/>
+                <w:bCs/>
                 <w:sz w:val="22"/>
                 <w:szCs w:val="22"/>
                 <w:lang w:val="en-US"/>
               </w:rPr>
-              <w:t>{{ drug_1_form_name_dosage }}</w:t>
+              <w:t>{{ drug</w:t>
+            </w:r>
+            <w:proofErr w:type="gramEnd"/>
+            <w:r>
+              <w:rPr>
+                <w:b/>
+                <w:bCs/>
+                <w:sz w:val="22"/>
+                <w:szCs w:val="22"/>
+                <w:lang w:val="en-US"/>
+              </w:rPr>
+              <w:t>_1_form_name_dosage }}</w:t>
             </w:r>
           </w:p>
         </w:tc>
@@ -1167,7 +1339,7 @@
       <w:tr>
         <w:tc>
           <w:tcPr>
-            <w:tcW w:w="3856" w:type="dxa"/>
+            <w:tcW w:w="5245" w:type="dxa"/>
             <w:gridSpan w:val="3"/>
             <w:tcBorders>
               <w:top w:val="dotted" w:sz="8" w:space="0" w:color="auto"/>
@@ -1177,18 +1349,34 @@
           <w:p>
             <w:pPr>
               <w:rPr>
+                <w:b/>
+                <w:bCs/>
                 <w:sz w:val="22"/>
                 <w:szCs w:val="22"/>
                 <w:lang w:val="en-US"/>
               </w:rPr>
             </w:pPr>
-            <w:r>
-              <w:rPr>
+            <w:proofErr w:type="gramStart"/>
+            <w:r>
+              <w:rPr>
+                <w:b/>
+                <w:bCs/>
                 <w:sz w:val="22"/>
                 <w:szCs w:val="22"/>
                 <w:lang w:val="en-US"/>
               </w:rPr>
-              <w:t>{{ drug_1_signa }}</w:t>
+              <w:t>{{ drug</w:t>
+            </w:r>
+            <w:proofErr w:type="gramEnd"/>
+            <w:r>
+              <w:rPr>
+                <w:b/>
+                <w:bCs/>
+                <w:sz w:val="22"/>
+                <w:szCs w:val="22"/>
+                <w:lang w:val="en-US"/>
+              </w:rPr>
+              <w:t>_1_signa }}</w:t>
             </w:r>
           </w:p>
         </w:tc>
@@ -1217,7 +1405,7 @@
     </w:p>
     <w:tbl>
       <w:tblPr>
-        <w:tblW w:w="3856" w:type="dxa"/>
+        <w:tblW w:w="5245" w:type="dxa"/>
         <w:tblBorders>
           <w:bottom w:val="dotted" w:sz="4" w:space="0" w:color="auto"/>
           <w:insideV w:val="single" w:sz="4" w:space="0" w:color="auto"/>
@@ -1232,7 +1420,7 @@
       <w:tblGrid>
         <w:gridCol w:w="448"/>
         <w:gridCol w:w="462"/>
-        <w:gridCol w:w="2946"/>
+        <w:gridCol w:w="4335"/>
       </w:tblGrid>
       <w:tr>
         <w:tc>
@@ -1283,7 +1471,7 @@
         </w:tc>
         <w:tc>
           <w:tcPr>
-            <w:tcW w:w="2946" w:type="dxa"/>
+            <w:tcW w:w="4335" w:type="dxa"/>
             <w:tcBorders>
               <w:bottom w:val="nil"/>
             </w:tcBorders>
@@ -1310,7 +1498,7 @@
       <w:tr>
         <w:tc>
           <w:tcPr>
-            <w:tcW w:w="3856" w:type="dxa"/>
+            <w:tcW w:w="5245" w:type="dxa"/>
             <w:gridSpan w:val="3"/>
             <w:tcBorders>
               <w:bottom w:val="dotted" w:sz="8" w:space="0" w:color="auto"/>
@@ -1329,7 +1517,7 @@
       <w:tr>
         <w:tc>
           <w:tcPr>
-            <w:tcW w:w="3856" w:type="dxa"/>
+            <w:tcW w:w="5245" w:type="dxa"/>
             <w:gridSpan w:val="3"/>
             <w:tcBorders>
               <w:top w:val="dotted" w:sz="8" w:space="0" w:color="auto"/>
@@ -1370,7 +1558,7 @@
     </w:p>
     <w:tbl>
       <w:tblPr>
-        <w:tblW w:w="3856" w:type="dxa"/>
+        <w:tblW w:w="5245" w:type="dxa"/>
         <w:tblBorders>
           <w:bottom w:val="dotted" w:sz="4" w:space="0" w:color="auto"/>
           <w:insideV w:val="single" w:sz="4" w:space="0" w:color="auto"/>
@@ -1385,7 +1573,7 @@
       <w:tblGrid>
         <w:gridCol w:w="448"/>
         <w:gridCol w:w="462"/>
-        <w:gridCol w:w="2946"/>
+        <w:gridCol w:w="4335"/>
       </w:tblGrid>
       <w:tr>
         <w:tc>
@@ -1436,7 +1624,7 @@
         </w:tc>
         <w:tc>
           <w:tcPr>
-            <w:tcW w:w="2946" w:type="dxa"/>
+            <w:tcW w:w="4335" w:type="dxa"/>
             <w:tcBorders>
               <w:bottom w:val="nil"/>
             </w:tcBorders>
@@ -1463,7 +1651,7 @@
       <w:tr>
         <w:tc>
           <w:tcPr>
-            <w:tcW w:w="3856" w:type="dxa"/>
+            <w:tcW w:w="5245" w:type="dxa"/>
             <w:gridSpan w:val="3"/>
             <w:tcBorders>
               <w:bottom w:val="dotted" w:sz="8" w:space="0" w:color="auto"/>
@@ -1482,7 +1670,7 @@
       <w:tr>
         <w:tc>
           <w:tcPr>
-            <w:tcW w:w="3856" w:type="dxa"/>
+            <w:tcW w:w="5245" w:type="dxa"/>
             <w:gridSpan w:val="3"/>
             <w:tcBorders>
               <w:top w:val="dotted" w:sz="8" w:space="0" w:color="auto"/>
@@ -1662,7 +1850,22 @@
                 <w:sz w:val="22"/>
                 <w:szCs w:val="22"/>
               </w:rPr>
-              <w:t>Рецепт действителен в течение 60 дней, до 1 года (</w:t>
+              <w:t xml:space="preserve">Рецепт действителен в течение </w:t>
+            </w:r>
+            <w:r>
+              <w:rPr>
+                <w:sz w:val="22"/>
+                <w:szCs w:val="22"/>
+                <w:u w:val="single"/>
+              </w:rPr>
+              <w:t>60 дней</w:t>
+            </w:r>
+            <w:r>
+              <w:rPr>
+                <w:sz w:val="22"/>
+                <w:szCs w:val="22"/>
+              </w:rPr>
+              <w:t>, до 1 года (</w:t>
             </w:r>
           </w:p>
         </w:tc>
@@ -2044,7 +2247,7 @@
 </file>
 
 <file path=word/endnotes.xml><?xml version="1.0" encoding="utf-8"?>
-<w:endnotes xmlns:wpc="http://schemas.microsoft.com/office/word/2010/wordprocessingCanvas" xmlns:cx="http://schemas.microsoft.com/office/drawing/2014/chartex" xmlns:cx1="http://schemas.microsoft.com/office/drawing/2015/9/8/chartex" xmlns:cx2="http://schemas.microsoft.com/office/drawing/2015/10/21/chartex" xmlns:cx3="http://schemas.microsoft.com/office/drawing/2016/5/9/chartex" xmlns:cx4="http://schemas.microsoft.com/office/drawing/2016/5/10/chartex" xmlns:cx5="http://schemas.microsoft.com/office/drawing/2016/5/11/chartex" xmlns:cx6="http://schemas.microsoft.com/office/drawing/2016/5/12/chartex" xmlns:cx7="http://schemas.microsoft.com/office/drawing/2016/5/13/chartex" xmlns:cx8="http://schemas.microsoft.com/office/drawing/2016/5/14/chartex" xmlns:mc="http://schemas.openxmlformats.org/markup-compatibility/2006" xmlns:aink="http://schemas.microsoft.com/office/drawing/2016/ink" xmlns:am3d="http://schemas.microsoft.com/office/drawing/2017/model3d" xmlns:o="urn:schemas-microsoft-com:office:office" xmlns:oel="http://schemas.microsoft.com/office/2019/extlst" xmlns:r="http://schemas.openxmlformats.org/officeDocument/2006/relationships" xmlns:m="http://schemas.openxmlformats.org/officeDocument/2006/math" xmlns:v="urn:schemas-microsoft-com:vml" xmlns:wp14="http://schemas.microsoft.com/office/word/2010/wordprocessingDrawing" xmlns:wp="http://schemas.openxmlformats.org/drawingml/2006/wordprocessingDrawing" xmlns:w10="urn:schemas-microsoft-com:office:word" xmlns:w="http://schemas.openxmlformats.org/wordprocessingml/2006/main" xmlns:w14="http://schemas.microsoft.com/office/word/2010/wordml" xmlns:w15="http://schemas.microsoft.com/office/word/2012/wordml" xmlns:w16cei="http://schemas.microsoft.com/office/word/2026/wordml/cei" xmlns:w16cex="http://schemas.microsoft.com/office/word/2018/wordml/cex" xmlns:w16cid="http://schemas.microsoft.com/office/word/2016/wordml/cid" xmlns:w16="http://schemas.microsoft.com/office/word/2018/wordml" xmlns:w16du="http://schemas.microsoft.com/office/word/2023/wordml/word16du" xmlns:w16sdtdh="http://schemas.microsoft.com/office/word/2020/wordml/sdtdatahash" xmlns:w16sdtfl="http://schemas.microsoft.com/office/word/2024/wordml/sdtformatlock" xmlns:w16se="http://schemas.microsoft.com/office/word/2015/wordml/symex" xmlns:wpg="http://schemas.microsoft.com/office/word/2010/wordprocessingGroup" xmlns:wpi="http://schemas.microsoft.com/office/word/2010/wordprocessingInk" xmlns:wne="http://schemas.microsoft.com/office/word/2006/wordml" xmlns:wps="http://schemas.microsoft.com/office/word/2010/wordprocessingShape" mc:Ignorable="w14 w15 w16se w16cid w16 w16cex w16sdtdh w16sdtfl w16du wp14">
+<w:endnotes xmlns:wpc="http://schemas.microsoft.com/office/word/2010/wordprocessingCanvas" xmlns:cx="http://schemas.microsoft.com/office/drawing/2014/chartex" xmlns:cx1="http://schemas.microsoft.com/office/drawing/2015/9/8/chartex" xmlns:cx2="http://schemas.microsoft.com/office/drawing/2015/10/21/chartex" xmlns:cx3="http://schemas.microsoft.com/office/drawing/2016/5/9/chartex" xmlns:cx4="http://schemas.microsoft.com/office/drawing/2016/5/10/chartex" xmlns:cx5="http://schemas.microsoft.com/office/drawing/2016/5/11/chartex" xmlns:cx6="http://schemas.microsoft.com/office/drawing/2016/5/12/chartex" xmlns:cx7="http://schemas.microsoft.com/office/drawing/2016/5/13/chartex" xmlns:cx8="http://schemas.microsoft.com/office/drawing/2016/5/14/chartex" xmlns:mc="http://schemas.openxmlformats.org/markup-compatibility/2006" xmlns:aink="http://schemas.microsoft.com/office/drawing/2016/ink" xmlns:am3d="http://schemas.microsoft.com/office/drawing/2017/model3d" xmlns:o="urn:schemas-microsoft-com:office:office" xmlns:oel="http://schemas.microsoft.com/office/2019/extlst" xmlns:r="http://schemas.openxmlformats.org/officeDocument/2006/relationships" xmlns:m="http://schemas.openxmlformats.org/officeDocument/2006/math" xmlns:v="urn:schemas-microsoft-com:vml" xmlns:wp14="http://schemas.microsoft.com/office/word/2010/wordprocessingDrawing" xmlns:wp="http://schemas.openxmlformats.org/drawingml/2006/wordprocessingDrawing" xmlns:w10="urn:schemas-microsoft-com:office:word" xmlns:w="http://schemas.openxmlformats.org/wordprocessingml/2006/main" xmlns:w14="http://schemas.microsoft.com/office/word/2010/wordml" xmlns:w15="http://schemas.microsoft.com/office/word/2012/wordml" xmlns:w16cex="http://schemas.microsoft.com/office/word/2018/wordml/cex" xmlns:w16cid="http://schemas.microsoft.com/office/word/2016/wordml/cid" xmlns:w16="http://schemas.microsoft.com/office/word/2018/wordml" xmlns:w16du="http://schemas.microsoft.com/office/word/2023/wordml/word16du" xmlns:w16sdtdh="http://schemas.microsoft.com/office/word/2020/wordml/sdtdatahash" xmlns:w16sdtfl="http://schemas.microsoft.com/office/word/2024/wordml/sdtformatlock" xmlns:w16se="http://schemas.microsoft.com/office/word/2015/wordml/symex" xmlns:wpg="http://schemas.microsoft.com/office/word/2010/wordprocessingGroup" xmlns:wpi="http://schemas.microsoft.com/office/word/2010/wordprocessingInk" xmlns:wne="http://schemas.microsoft.com/office/word/2006/wordml" xmlns:wps="http://schemas.microsoft.com/office/word/2010/wordprocessingShape" mc:Ignorable="w14 w15 w16se w16cid w16 w16cex w16sdtdh w16sdtfl w16du wp14">
   <w:endnote w:type="separator" w:id="-1">
     <w:p>
       <w:r>
@@ -2063,7 +2266,7 @@
 </file>
 
 <file path=word/footnotes.xml><?xml version="1.0" encoding="utf-8"?>
-<w:footnotes xmlns:wpc="http://schemas.microsoft.com/office/word/2010/wordprocessingCanvas" xmlns:cx="http://schemas.microsoft.com/office/drawing/2014/chartex" xmlns:cx1="http://schemas.microsoft.com/office/drawing/2015/9/8/chartex" xmlns:cx2="http://schemas.microsoft.com/office/drawing/2015/10/21/chartex" xmlns:cx3="http://schemas.microsoft.com/office/drawing/2016/5/9/chartex" xmlns:cx4="http://schemas.microsoft.com/office/drawing/2016/5/10/chartex" xmlns:cx5="http://schemas.microsoft.com/office/drawing/2016/5/11/chartex" xmlns:cx6="http://schemas.microsoft.com/office/drawing/2016/5/12/chartex" xmlns:cx7="http://schemas.microsoft.com/office/drawing/2016/5/13/chartex" xmlns:cx8="http://schemas.microsoft.com/office/drawing/2016/5/14/chartex" xmlns:mc="http://schemas.openxmlformats.org/markup-compatibility/2006" xmlns:aink="http://schemas.microsoft.com/office/drawing/2016/ink" xmlns:am3d="http://schemas.microsoft.com/office/drawing/2017/model3d" xmlns:o="urn:schemas-microsoft-com:office:office" xmlns:oel="http://schemas.microsoft.com/office/2019/extlst" xmlns:r="http://schemas.openxmlformats.org/officeDocument/2006/relationships" xmlns:m="http://schemas.openxmlformats.org/officeDocument/2006/math" xmlns:v="urn:schemas-microsoft-com:vml" xmlns:wp14="http://schemas.microsoft.com/office/word/2010/wordprocessingDrawing" xmlns:wp="http://schemas.openxmlformats.org/drawingml/2006/wordprocessingDrawing" xmlns:w10="urn:schemas-microsoft-com:office:word" xmlns:w="http://schemas.openxmlformats.org/wordprocessingml/2006/main" xmlns:w14="http://schemas.microsoft.com/office/word/2010/wordml" xmlns:w15="http://schemas.microsoft.com/office/word/2012/wordml" xmlns:w16cei="http://schemas.microsoft.com/office/word/2026/wordml/cei" xmlns:w16cex="http://schemas.microsoft.com/office/word/2018/wordml/cex" xmlns:w16cid="http://schemas.microsoft.com/office/word/2016/wordml/cid" xmlns:w16="http://schemas.microsoft.com/office/word/2018/wordml" xmlns:w16du="http://schemas.microsoft.com/office/word/2023/wordml/word16du" xmlns:w16sdtdh="http://schemas.microsoft.com/office/word/2020/wordml/sdtdatahash" xmlns:w16sdtfl="http://schemas.microsoft.com/office/word/2024/wordml/sdtformatlock" xmlns:w16se="http://schemas.microsoft.com/office/word/2015/wordml/symex" xmlns:wpg="http://schemas.microsoft.com/office/word/2010/wordprocessingGroup" xmlns:wpi="http://schemas.microsoft.com/office/word/2010/wordprocessingInk" xmlns:wne="http://schemas.microsoft.com/office/word/2006/wordml" xmlns:wps="http://schemas.microsoft.com/office/word/2010/wordprocessingShape" mc:Ignorable="w14 w15 w16se w16cid w16 w16cex w16sdtdh w16sdtfl w16du wp14">
+<w:footnotes xmlns:wpc="http://schemas.microsoft.com/office/word/2010/wordprocessingCanvas" xmlns:cx="http://schemas.microsoft.com/office/drawing/2014/chartex" xmlns:cx1="http://schemas.microsoft.com/office/drawing/2015/9/8/chartex" xmlns:cx2="http://schemas.microsoft.com/office/drawing/2015/10/21/chartex" xmlns:cx3="http://schemas.microsoft.com/office/drawing/2016/5/9/chartex" xmlns:cx4="http://schemas.microsoft.com/office/drawing/2016/5/10/chartex" xmlns:cx5="http://schemas.microsoft.com/office/drawing/2016/5/11/chartex" xmlns:cx6="http://schemas.microsoft.com/office/drawing/2016/5/12/chartex" xmlns:cx7="http://schemas.microsoft.com/office/drawing/2016/5/13/chartex" xmlns:cx8="http://schemas.microsoft.com/office/drawing/2016/5/14/chartex" xmlns:mc="http://schemas.openxmlformats.org/markup-compatibility/2006" xmlns:aink="http://schemas.microsoft.com/office/drawing/2016/ink" xmlns:am3d="http://schemas.microsoft.com/office/drawing/2017/model3d" xmlns:o="urn:schemas-microsoft-com:office:office" xmlns:oel="http://schemas.microsoft.com/office/2019/extlst" xmlns:r="http://schemas.openxmlformats.org/officeDocument/2006/relationships" xmlns:m="http://schemas.openxmlformats.org/officeDocument/2006/math" xmlns:v="urn:schemas-microsoft-com:vml" xmlns:wp14="http://schemas.microsoft.com/office/word/2010/wordprocessingDrawing" xmlns:wp="http://schemas.openxmlformats.org/drawingml/2006/wordprocessingDrawing" xmlns:w10="urn:schemas-microsoft-com:office:word" xmlns:w="http://schemas.openxmlformats.org/wordprocessingml/2006/main" xmlns:w14="http://schemas.microsoft.com/office/word/2010/wordml" xmlns:w15="http://schemas.microsoft.com/office/word/2012/wordml" xmlns:w16cex="http://schemas.microsoft.com/office/word/2018/wordml/cex" xmlns:w16cid="http://schemas.microsoft.com/office/word/2016/wordml/cid" xmlns:w16="http://schemas.microsoft.com/office/word/2018/wordml" xmlns:w16du="http://schemas.microsoft.com/office/word/2023/wordml/word16du" xmlns:w16sdtdh="http://schemas.microsoft.com/office/word/2020/wordml/sdtdatahash" xmlns:w16sdtfl="http://schemas.microsoft.com/office/word/2024/wordml/sdtformatlock" xmlns:w16se="http://schemas.microsoft.com/office/word/2015/wordml/symex" xmlns:wpg="http://schemas.microsoft.com/office/word/2010/wordprocessingGroup" xmlns:wpi="http://schemas.microsoft.com/office/word/2010/wordprocessingInk" xmlns:wne="http://schemas.microsoft.com/office/word/2006/wordml" xmlns:wps="http://schemas.microsoft.com/office/word/2010/wordprocessingShape" mc:Ignorable="w14 w15 w16se w16cid w16 w16cex w16sdtdh w16sdtfl w16du wp14">
   <w:footnote w:type="separator" w:id="-1">
     <w:p>
       <w:r>
@@ -2480,8 +2683,9 @@
   </w:style>
   <w:style w:type="character" w:default="1" w:styleId="a0">
     <w:name w:val="Default Paragraph Font"/>
-    <w:uiPriority w:val="99"/>
+    <w:uiPriority w:val="1"/>
     <w:semiHidden/>
+    <w:unhideWhenUsed/>
   </w:style>
   <w:style w:type="table" w:default="1" w:styleId="a1">
     <w:name w:val="Normal Table"/>
